--- a/提交材料/03_平台运行说明.docx
+++ b/提交材料/03_平台运行说明.docx
@@ -193,7 +193,7 @@
         <w:keepNext/>
       </w:pPr>
       <w:r>
-        <w:t xml:space="preserve">本地工作台</w:t>
+        <w:t xml:space="preserve">一、本地工作台</w:t>
       </w:r>
     </w:p>
     <w:p>
@@ -223,7 +223,77 @@
         <w:pStyle w:val="BodyText"/>
       </w:pPr>
       <w:r>
-        <w:t xml:space="preserve">运行步骤：双击入口文件即可打开工作台。左侧选择仿真工况，顶部点击“注入异常”切换事件，点击“关闭任务”查看复盘回写状态。中部数字员工窗口支持点击追问，右侧展示GraphRAG证据链、飞书协同任务和多维表格记录。</w:t>
+        <w:t xml:space="preserve">运行方式：双击入口文件即可打开“知质·灵巡”工作台。页面左侧为四个仿真工况，中部为数字员工交互窗口，右侧为GraphRAG证据链、飞书协同任务和多维表格记录。</w:t>
+      </w:r>
+    </w:p>
+    <w:p>
+      <w:r>
+        <w:t xml:space="preserve"/>
+      </w:r>
+    </w:p>
+    <w:p>
+      <w:r>
+        <w:rPr>
+          <w:b/>
+          <w:color w:val="1F4D78"/>
+        </w:rPr>
+        <w:t xml:space="preserve">操作路径：</w:t>
+      </w:r>
+      <w:r>
+        <w:t xml:space="preserve"/>
+      </w:r>
+    </w:p>
+    <w:p>
+      <w:r>
+        <w:t xml:space="preserve"/>
+      </w:r>
+    </w:p>
+    <w:p>
+      <w:pPr>
+        <w:pStyle w:val="ListParagraph"/>
+        <w:numPr>
+          <w:ilvl w:val="0"/>
+          <w:numId w:val="2"/>
+        </w:numPr>
+      </w:pPr>
+      <w:r>
+        <w:t xml:space="preserve">选择“总装底盘合装拧紧、焊装侧围点焊、涂装中涂烘干、一体化压铸冷却”任一工况。</w:t>
+      </w:r>
+    </w:p>
+    <w:p>
+      <w:pPr>
+        <w:pStyle w:val="ListParagraph"/>
+        <w:numPr>
+          <w:ilvl w:val="0"/>
+          <w:numId w:val="2"/>
+        </w:numPr>
+      </w:pPr>
+      <w:r>
+        <w:t xml:space="preserve">点击“注入异常”，观察系统如何更新风险等级、影响范围、根因假设和任务列表。</w:t>
+      </w:r>
+    </w:p>
+    <w:p>
+      <w:pPr>
+        <w:pStyle w:val="ListParagraph"/>
+        <w:numPr>
+          <w:ilvl w:val="0"/>
+          <w:numId w:val="2"/>
+        </w:numPr>
+      </w:pPr>
+      <w:r>
+        <w:t xml:space="preserve">点击数字员工窗口中的追问按钮，查看“为什么升级P1、影响哪些VIN、证据链是什么、如何派发飞书任务、关闭后如何复盘”。</w:t>
+      </w:r>
+    </w:p>
+    <w:p>
+      <w:pPr>
+        <w:pStyle w:val="ListParagraph"/>
+        <w:numPr>
+          <w:ilvl w:val="0"/>
+          <w:numId w:val="2"/>
+        </w:numPr>
+      </w:pPr>
+      <w:r>
+        <w:t xml:space="preserve">点击“关闭任务”，查看任务状态和知识回写状态。</w:t>
       </w:r>
     </w:p>
     <w:p>
@@ -237,7 +307,7 @@
         <w:keepNext/>
       </w:pPr>
       <w:r>
-        <w:t xml:space="preserve">命令行运行</w:t>
+        <w:t xml:space="preserve">二、命令行运行</w:t>
       </w:r>
     </w:p>
     <w:p>
@@ -267,7 +337,7 @@
         <w:pStyle w:val="BodyText"/>
       </w:pPr>
       <w:r>
-        <w:t xml:space="preserve">脚本会读取`data/factory_events.csv`与`data/quality_cases.json`，完成风险分级、案例检索、证据链组织和飞书记录生成。</w:t>
+        <w:t xml:space="preserve">脚本读取`data/factory_events.csv`和`data/quality_cases.json`，完成风险分级、案例检索、证据链生成和飞书记录字段输出。该脚本用于验证工作台背后的数据结构和推理逻辑。</w:t>
       </w:r>
     </w:p>
     <w:p>
@@ -281,7 +351,7 @@
         <w:keepNext/>
       </w:pPr>
       <w:r>
-        <w:t xml:space="preserve">飞书接入</w:t>
+        <w:t xml:space="preserve">三、飞书接入</w:t>
       </w:r>
     </w:p>
     <w:p>
@@ -307,11 +377,93 @@
       </w:r>
     </w:p>
     <w:p>
+      <w:r>
+        <w:rPr>
+          <w:b/>
+          <w:color w:val="1F4D78"/>
+        </w:rPr>
+        <w:t xml:space="preserve">接入步骤：</w:t>
+      </w:r>
+      <w:r>
+        <w:t xml:space="preserve"/>
+      </w:r>
+    </w:p>
+    <w:p>
+      <w:r>
+        <w:t xml:space="preserve"/>
+      </w:r>
+    </w:p>
+    <w:p>
+      <w:pPr>
+        <w:pStyle w:val="ListParagraph"/>
+        <w:numPr>
+          <w:ilvl w:val="0"/>
+          <w:numId w:val="2"/>
+        </w:numPr>
+      </w:pPr>
+      <w:r>
+        <w:t xml:space="preserve">创建飞书企业自建应用，配置应用凭证。</w:t>
+      </w:r>
+    </w:p>
+    <w:p>
+      <w:pPr>
+        <w:pStyle w:val="ListParagraph"/>
+        <w:numPr>
+          <w:ilvl w:val="0"/>
+          <w:numId w:val="2"/>
+        </w:numPr>
+      </w:pPr>
+      <w:r>
+        <w:t xml:space="preserve">按`data/feishu_bitable_schema.csv`创建质量事件表、处置任务表、复检记录表、设备维修表和复盘记录表。</w:t>
+      </w:r>
+    </w:p>
+    <w:p>
+      <w:pPr>
+        <w:pStyle w:val="ListParagraph"/>
+        <w:numPr>
+          <w:ilvl w:val="0"/>
+          <w:numId w:val="2"/>
+        </w:numPr>
+      </w:pPr>
+      <w:r>
+        <w:t xml:space="preserve">使用自定义机器人把P1/P2风险卡片推送到质量、设备、工艺和班组群。</w:t>
+      </w:r>
+    </w:p>
+    <w:p>
+      <w:pPr>
+        <w:pStyle w:val="ListParagraph"/>
+        <w:numPr>
+          <w:ilvl w:val="0"/>
+          <w:numId w:val="2"/>
+        </w:numPr>
+      </w:pPr>
+      <w:r>
+        <w:t xml:space="preserve">在Aily中配置质量事件查询、任务更新和复盘提交入口。</w:t>
+      </w:r>
+    </w:p>
+    <w:p>
+      <w:pPr>
+        <w:pStyle w:val="ListParagraph"/>
+        <w:numPr>
+          <w:ilvl w:val="0"/>
+          <w:numId w:val="2"/>
+        </w:numPr>
+      </w:pPr>
+      <w:r>
+        <w:t xml:space="preserve">使用`scripts/feishu_client.py`封装新增记录、机器人卡片和事件回调。</w:t>
+      </w:r>
+    </w:p>
+    <w:p>
+      <w:r>
+        <w:t xml:space="preserve"/>
+      </w:r>
+    </w:p>
+    <w:p>
       <w:pPr>
         <w:pStyle w:val="BodyText"/>
       </w:pPr>
       <w:r>
-        <w:t xml:space="preserve">对接方式：企业应用负责获取tenant_access_token，多维表格接口写入质量事件，自定义机器人向班组群发送卡片，Aily作为自然语言入口调用质量事件查询、任务更新和复盘回写能力。</w:t>
+        <w:t xml:space="preserve">系统首期只写协同记录和任务状态，不直接写入控制层参数。</w:t>
       </w:r>
     </w:p>
     <w:sectPr>

--- a/提交材料/03_平台运行说明.docx
+++ b/提交材料/03_平台运行说明.docx
@@ -193,107 +193,33 @@
         <w:keepNext/>
       </w:pPr>
       <w:r>
-        <w:t xml:space="preserve">一、本地工作台</w:t>
-      </w:r>
-    </w:p>
-    <w:p>
-      <w:r>
-        <w:t xml:space="preserve"/>
-      </w:r>
-    </w:p>
-    <w:p>
-      <w:r>
-        <w:rPr>
-          <w:b/>
-          <w:color w:val="1F4D78"/>
-        </w:rPr>
-        <w:t xml:space="preserve">入口文件：</w:t>
-      </w:r>
-      <w:r>
-        <w:t xml:space="preserve">`D:\赛力斯\app\index.html`</w:t>
-      </w:r>
-    </w:p>
-    <w:p>
-      <w:r>
-        <w:t xml:space="preserve"/>
-      </w:r>
-    </w:p>
-    <w:p>
-      <w:pPr>
-        <w:pStyle w:val="BodyText"/>
-      </w:pPr>
-      <w:r>
-        <w:t xml:space="preserve">运行方式：双击入口文件即可打开“知质·灵巡”工作台。页面左侧为四个仿真工况，中部为数字员工交互窗口，右侧为GraphRAG证据链、飞书协同任务和多维表格记录。</w:t>
-      </w:r>
-    </w:p>
-    <w:p>
-      <w:r>
-        <w:t xml:space="preserve"/>
-      </w:r>
-    </w:p>
-    <w:p>
-      <w:r>
-        <w:rPr>
-          <w:b/>
-          <w:color w:val="1F4D78"/>
-        </w:rPr>
-        <w:t xml:space="preserve">操作路径：</w:t>
-      </w:r>
-      <w:r>
-        <w:t xml:space="preserve"/>
-      </w:r>
-    </w:p>
-    <w:p>
-      <w:r>
-        <w:t xml:space="preserve"/>
-      </w:r>
-    </w:p>
-    <w:p>
-      <w:pPr>
-        <w:pStyle w:val="ListParagraph"/>
-        <w:numPr>
-          <w:ilvl w:val="0"/>
-          <w:numId w:val="2"/>
-        </w:numPr>
-      </w:pPr>
-      <w:r>
-        <w:t xml:space="preserve">选择“总装底盘合装拧紧、焊装侧围点焊、涂装中涂烘干、一体化压铸冷却”任一工况。</w:t>
-      </w:r>
-    </w:p>
-    <w:p>
-      <w:pPr>
-        <w:pStyle w:val="ListParagraph"/>
-        <w:numPr>
-          <w:ilvl w:val="0"/>
-          <w:numId w:val="2"/>
-        </w:numPr>
-      </w:pPr>
-      <w:r>
-        <w:t xml:space="preserve">点击“注入异常”，观察系统如何更新风险等级、影响范围、根因假设和任务列表。</w:t>
-      </w:r>
-    </w:p>
-    <w:p>
-      <w:pPr>
-        <w:pStyle w:val="ListParagraph"/>
-        <w:numPr>
-          <w:ilvl w:val="0"/>
-          <w:numId w:val="2"/>
-        </w:numPr>
-      </w:pPr>
-      <w:r>
-        <w:t xml:space="preserve">点击数字员工窗口中的追问按钮，查看“为什么升级P1、影响哪些VIN、证据链是什么、如何派发飞书任务、关闭后如何复盘”。</w:t>
-      </w:r>
-    </w:p>
-    <w:p>
-      <w:pPr>
-        <w:pStyle w:val="ListParagraph"/>
-        <w:numPr>
-          <w:ilvl w:val="0"/>
-          <w:numId w:val="2"/>
-        </w:numPr>
-      </w:pPr>
-      <w:r>
-        <w:t xml:space="preserve">点击“关闭任务”，查看任务状态和知识回写状态。</w:t>
+        <w:t xml:space="preserve">一、工作台入口</w:t>
+      </w:r>
+    </w:p>
+    <w:p>
+      <w:r>
+        <w:t xml:space="preserve"/>
+      </w:r>
+    </w:p>
+    <w:p>
+      <w:pPr>
+        <w:pStyle w:val="BodyText"/>
+      </w:pPr>
+      <w:r>
+        <w:t xml:space="preserve">打开`D:\赛力斯\app\index.html`进入知质·灵巡质量指挥台。系统无需安装前端依赖，包含实时管控、知识推理、飞书协同和价值验证四个工作域。</w:t>
+      </w:r>
+    </w:p>
+    <w:p>
+      <w:r>
+        <w:t xml:space="preserve"/>
+      </w:r>
+    </w:p>
+    <w:p>
+      <w:pPr>
+        <w:pStyle w:val="BodyText"/>
+      </w:pPr>
+      <w:r>
+        <w:t xml:space="preserve">实时管控区展示产线态势、风险事件队列、数字员工身份、工艺趋势、风险等级、影响对象、根因置信度和处置安全门。知识推理区展示GraphRAG多跳路径、原始与派生证据、一车一因果链、风险评分拆解和自主闭环时间线。飞书协同区展示Base、消息卡片、任务中心、复盘文档四段流程及真实在线对象。价值验证区展示试点目标、统计口径和公开依据。</w:t>
       </w:r>
     </w:p>
     <w:p>
@@ -307,37 +233,76 @@
         <w:keepNext/>
       </w:pPr>
       <w:r>
-        <w:t xml:space="preserve">二、命令行运行</w:t>
-      </w:r>
-    </w:p>
-    <w:p>
-      <w:r>
-        <w:t xml:space="preserve"/>
-      </w:r>
-    </w:p>
-    <w:p>
-      <w:r>
-        <w:rPr>
-          <w:b/>
-          <w:color w:val="1F4D78"/>
-        </w:rPr>
-        <w:t xml:space="preserve">命令：</w:t>
-      </w:r>
-      <w:r>
-        <w:t xml:space="preserve">`py D:\赛力斯\scripts\run_quality_agent.py`</w:t>
-      </w:r>
-    </w:p>
-    <w:p>
-      <w:r>
-        <w:t xml:space="preserve"/>
-      </w:r>
-    </w:p>
-    <w:p>
-      <w:pPr>
-        <w:pStyle w:val="BodyText"/>
-      </w:pPr>
-      <w:r>
-        <w:t xml:space="preserve">脚本读取`data/factory_events.csv`和`data/quality_cases.json`，完成风险分级、案例检索、证据链生成和飞书记录字段输出。该脚本用于验证工作台背后的数据结构和推理逻辑。</w:t>
+        <w:t xml:space="preserve">二、完整演示流程</w:t>
+      </w:r>
+    </w:p>
+    <w:p>
+      <w:r>
+        <w:t xml:space="preserve"/>
+      </w:r>
+    </w:p>
+    <w:p>
+      <w:pPr>
+        <w:pStyle w:val="ListParagraph"/>
+      </w:pPr>
+      <w:r>
+        <w:t xml:space="preserve">1. 在风险事件队列选择总装拧紧、焊装点焊、涂装烘干或压铸冷却工况。</w:t>
+      </w:r>
+    </w:p>
+    <w:p>
+      <w:pPr>
+        <w:pStyle w:val="ListParagraph"/>
+      </w:pPr>
+      <w:r>
+        <w:t xml:space="preserve">2. 点击“注入下一工况”，观察事件从主动感知、图谱收敛、证据推理推进到飞书执行。</w:t>
+      </w:r>
+    </w:p>
+    <w:p>
+      <w:pPr>
+        <w:pStyle w:val="ListParagraph"/>
+      </w:pPr>
+      <w:r>
+        <w:t xml:space="preserve">3. 查看工艺参数趋势、控制上下限、影响对象和P1/P2分级依据。</w:t>
+      </w:r>
+    </w:p>
+    <w:p>
+      <w:pPr>
+        <w:pStyle w:val="ListParagraph"/>
+      </w:pPr>
+      <w:r>
+        <w:t xml:space="preserve">4. 在数字员工窗口追问根因、影响VIN、证据链、飞书任务或关闭条件；也可输入自定义问题。</w:t>
+      </w:r>
+    </w:p>
+    <w:p>
+      <w:pPr>
+        <w:pStyle w:val="ListParagraph"/>
+      </w:pPr>
+      <w:r>
+        <w:t xml:space="preserve">5. 点击“查看完整证据”，核查证据、根因假设与可证伪条件；点击“导出事件包”保存JSON。</w:t>
+      </w:r>
+    </w:p>
+    <w:p>
+      <w:pPr>
+        <w:pStyle w:val="ListParagraph"/>
+      </w:pPr>
+      <w:r>
+        <w:t xml:space="preserve">6. 点击“派发飞书闭环”，观察Base、卡片、任务和文档状态进入执行阶段。</w:t>
+      </w:r>
+    </w:p>
+    <w:p>
+      <w:pPr>
+        <w:pStyle w:val="ListParagraph"/>
+      </w:pPr>
+      <w:r>
+        <w:t xml:space="preserve">7. 点击“人工确认处置”，模拟质量负责人确认；随后点击“验证并关闭”，系统校验任务、复检、设备恢复和责任确认后回写知识。</w:t>
+      </w:r>
+    </w:p>
+    <w:p>
+      <w:pPr>
+        <w:pStyle w:val="ListParagraph"/>
+      </w:pPr>
+      <w:r>
+        <w:t xml:space="preserve">8. 打开在线质量台账、飞书任务和复盘文档，核验真实协同对象。</w:t>
       </w:r>
     </w:p>
     <w:p>
@@ -351,119 +316,174 @@
         <w:keepNext/>
       </w:pPr>
       <w:r>
-        <w:t xml:space="preserve">三、飞书接入</w:t>
-      </w:r>
-    </w:p>
-    <w:p>
-      <w:r>
-        <w:t xml:space="preserve"/>
-      </w:r>
-    </w:p>
-    <w:p>
-      <w:r>
-        <w:rPr>
-          <w:b/>
-          <w:color w:val="1F4D78"/>
-        </w:rPr>
-        <w:t xml:space="preserve">配置文件：</w:t>
-      </w:r>
-      <w:r>
-        <w:t xml:space="preserve">`data/feishu_env_template.json`</w:t>
-      </w:r>
-    </w:p>
-    <w:p>
-      <w:r>
-        <w:t xml:space="preserve"/>
-      </w:r>
-    </w:p>
-    <w:p>
-      <w:r>
-        <w:rPr>
-          <w:b/>
-          <w:color w:val="1F4D78"/>
-        </w:rPr>
-        <w:t xml:space="preserve">接入步骤：</w:t>
-      </w:r>
-      <w:r>
-        <w:t xml:space="preserve"/>
-      </w:r>
-    </w:p>
-    <w:p>
-      <w:r>
-        <w:t xml:space="preserve"/>
-      </w:r>
-    </w:p>
-    <w:p>
-      <w:pPr>
-        <w:pStyle w:val="ListParagraph"/>
-        <w:numPr>
-          <w:ilvl w:val="0"/>
-          <w:numId w:val="2"/>
-        </w:numPr>
-      </w:pPr>
-      <w:r>
-        <w:t xml:space="preserve">创建飞书企业自建应用，配置应用凭证。</w:t>
-      </w:r>
-    </w:p>
-    <w:p>
-      <w:pPr>
-        <w:pStyle w:val="ListParagraph"/>
-        <w:numPr>
-          <w:ilvl w:val="0"/>
-          <w:numId w:val="2"/>
-        </w:numPr>
-      </w:pPr>
-      <w:r>
-        <w:t xml:space="preserve">按`data/feishu_bitable_schema.csv`创建质量事件表、处置任务表、复检记录表、设备维修表和复盘记录表。</w:t>
-      </w:r>
-    </w:p>
-    <w:p>
-      <w:pPr>
-        <w:pStyle w:val="ListParagraph"/>
-        <w:numPr>
-          <w:ilvl w:val="0"/>
-          <w:numId w:val="2"/>
-        </w:numPr>
-      </w:pPr>
-      <w:r>
-        <w:t xml:space="preserve">使用自定义机器人把P1/P2风险卡片推送到质量、设备、工艺和班组群。</w:t>
-      </w:r>
-    </w:p>
-    <w:p>
-      <w:pPr>
-        <w:pStyle w:val="ListParagraph"/>
-        <w:numPr>
-          <w:ilvl w:val="0"/>
-          <w:numId w:val="2"/>
-        </w:numPr>
-      </w:pPr>
-      <w:r>
-        <w:t xml:space="preserve">在Aily中配置质量事件查询、任务更新和复盘提交入口。</w:t>
-      </w:r>
-    </w:p>
-    <w:p>
-      <w:pPr>
-        <w:pStyle w:val="ListParagraph"/>
-        <w:numPr>
-          <w:ilvl w:val="0"/>
-          <w:numId w:val="2"/>
-        </w:numPr>
-      </w:pPr>
-      <w:r>
-        <w:t xml:space="preserve">使用`scripts/feishu_client.py`封装新增记录、机器人卡片和事件回调。</w:t>
-      </w:r>
-    </w:p>
-    <w:p>
-      <w:r>
-        <w:t xml:space="preserve"/>
-      </w:r>
-    </w:p>
-    <w:p>
-      <w:pPr>
-        <w:pStyle w:val="BodyText"/>
-      </w:pPr>
-      <w:r>
-        <w:t xml:space="preserve">系统首期只写协同记录和任务状态，不直接写入控制层参数。</w:t>
+        <w:t xml:space="preserve">三、飞书在线对象</w:t>
+      </w:r>
+    </w:p>
+    <w:p>
+      <w:r>
+        <w:t xml:space="preserve"/>
+      </w:r>
+    </w:p>
+    <w:p>
+      <w:pPr>
+        <w:pStyle w:val="BodyText"/>
+      </w:pPr>
+      <w:r>
+        <w:t xml:space="preserve">质量事件Base：`https://larkcommunity.feishu.cn/base/DYAabhZeiagT0ZsjGaTcWFPrn7b?table=tblFo5Btaj0IBXiD`</w:t>
+      </w:r>
+    </w:p>
+    <w:p>
+      <w:r>
+        <w:t xml:space="preserve"/>
+      </w:r>
+    </w:p>
+    <w:p>
+      <w:pPr>
+        <w:pStyle w:val="BodyText"/>
+      </w:pPr>
+      <w:r>
+        <w:t xml:space="preserve">飞书任务：`https://applink.feishu.cn/client/todo/detail?guid=f10d51e5-cc8e-4c71-9441-cd29a77feacf`</w:t>
+      </w:r>
+    </w:p>
+    <w:p>
+      <w:r>
+        <w:t xml:space="preserve"/>
+      </w:r>
+    </w:p>
+    <w:p>
+      <w:pPr>
+        <w:pStyle w:val="BodyText"/>
+      </w:pPr>
+      <w:r>
+        <w:t xml:space="preserve">复盘文档：`https://larkcommunity.feishu.cn/docx/PjludNq8foBhkrxV8VQccsldneb`</w:t>
+      </w:r>
+    </w:p>
+    <w:p>
+      <w:r>
+        <w:t xml:space="preserve"/>
+      </w:r>
+    </w:p>
+    <w:p>
+      <w:pPr>
+        <w:pStyle w:val="BodyText"/>
+      </w:pPr>
+      <w:r>
+        <w:t xml:space="preserve">Base表ID为`tblFo5Btaj0IBXiD`，包含13个质量事件字段。示例任务和复盘文档由同一事件`CASE-TQ-20260719-01`生成，文档中嵌入了真实飞书任务块。</w:t>
+      </w:r>
+    </w:p>
+    <w:p>
+      <w:r>
+        <w:t xml:space="preserve"/>
+      </w:r>
+    </w:p>
+    <w:p>
+      <w:pPr>
+        <w:pStyle w:val="Heading1"/>
+        <w:keepNext/>
+      </w:pPr>
+      <w:r>
+        <w:t xml:space="preserve">四、命令行验证</w:t>
+      </w:r>
+    </w:p>
+    <w:p>
+      <w:r>
+        <w:t xml:space="preserve"/>
+      </w:r>
+    </w:p>
+    <w:p>
+      <w:pPr>
+        <w:pStyle w:val="BodyText"/>
+      </w:pPr>
+      <w:r>
+        <w:t xml:space="preserve">```powershell</w:t>
+      </w:r>
+    </w:p>
+    <w:p>
+      <w:pPr>
+        <w:pStyle w:val="BodyText"/>
+      </w:pPr>
+      <w:r>
+        <w:t xml:space="preserve">py D:\赛力斯\scripts\run_quality_agent.py</w:t>
+      </w:r>
+    </w:p>
+    <w:p>
+      <w:pPr>
+        <w:pStyle w:val="BodyText"/>
+      </w:pPr>
+      <w:r>
+        <w:t xml:space="preserve">powershell -ExecutionPolicy Bypass -File D:\赛力斯\scripts\orchestrate_feishu_quality_event.ps1 -WriteBase -CreateTask -CreateReviewDoc -DryRun</w:t>
+      </w:r>
+    </w:p>
+    <w:p>
+      <w:pPr>
+        <w:pStyle w:val="BodyText"/>
+      </w:pPr>
+      <w:r>
+        <w:t xml:space="preserve">node --check D:\赛力斯\app\app.js</w:t>
+      </w:r>
+    </w:p>
+    <w:p>
+      <w:pPr>
+        <w:pStyle w:val="BodyText"/>
+      </w:pPr>
+      <w:r>
+        <w:t xml:space="preserve">node --check D:\赛力斯\app\dashboard.js</w:t>
+      </w:r>
+    </w:p>
+    <w:p>
+      <w:pPr>
+        <w:pStyle w:val="BodyText"/>
+      </w:pPr>
+      <w:r>
+        <w:t xml:space="preserve">py D:\赛力斯\scripts\audit_materials.py</w:t>
+      </w:r>
+    </w:p>
+    <w:p>
+      <w:pPr>
+        <w:pStyle w:val="BodyText"/>
+      </w:pPr>
+      <w:r>
+        <w:t xml:space="preserve">```</w:t>
+      </w:r>
+    </w:p>
+    <w:p>
+      <w:r>
+        <w:t xml:space="preserve"/>
+      </w:r>
+    </w:p>
+    <w:p>
+      <w:pPr>
+        <w:pStyle w:val="BodyText"/>
+      </w:pPr>
+      <w:r>
+        <w:t xml:space="preserve">不带`-DryRun`时，编排脚本可以创建飞书任务和复盘文档。消息发送默认关闭，只有明确指定收件人、内容和发送身份并传入确认开关后才执行。</w:t>
+      </w:r>
+    </w:p>
+    <w:p>
+      <w:r>
+        <w:t xml:space="preserve"/>
+      </w:r>
+    </w:p>
+    <w:p>
+      <w:pPr>
+        <w:pStyle w:val="Heading1"/>
+        <w:keepNext/>
+      </w:pPr>
+      <w:r>
+        <w:t xml:space="preserve">五、演示与生产边界</w:t>
+      </w:r>
+    </w:p>
+    <w:p>
+      <w:r>
+        <w:t xml:space="preserve"/>
+      </w:r>
+    </w:p>
+    <w:p>
+      <w:pPr>
+        <w:pStyle w:val="BodyText"/>
+      </w:pPr>
+      <w:r>
+        <w:t xml:space="preserve">页面中的工艺参数和VIN为脱敏仿真数据，用于展示机制，不代表赛力斯真实工艺窗口。生产接入需由企业确认数据字典、质量等级、责任角色和放行权限。系统首期不直接修改PLC/SCADA参数，不替代质量负责人放行，不自动关闭P1；数据缺失、延迟、连续低置信或人机结论冲突时自动退回只读监测。</w:t>
       </w:r>
     </w:p>
     <w:sectPr>
@@ -537,7 +557,7 @@
       <w:b/>
       <w:sz w:val="36"/>
       <w:szCs w:val="36"/>
-      <w:color w:val="0B2545"/>
+      <w:color w:val="171C22"/>
     </w:rPr>
   </w:style>
   <w:style w:type="paragraph" w:styleId="Subtitle">
@@ -563,7 +583,7 @@
       <w:b/>
       <w:sz w:val="32"/>
       <w:szCs w:val="32"/>
-      <w:color w:val="2E74B5"/>
+      <w:color w:val="9E1B32"/>
     </w:rPr>
   </w:style>
   <w:style w:type="paragraph" w:styleId="Heading2">
@@ -577,7 +597,7 @@
       <w:b/>
       <w:sz w:val="26"/>
       <w:szCs w:val="26"/>
-      <w:color w:val="2E74B5"/>
+      <w:color w:val="34424F"/>
     </w:rPr>
   </w:style>
   <w:style w:type="paragraph" w:styleId="BodyText">

--- a/提交材料/03_平台运行说明.docx
+++ b/提交材料/03_平台运行说明.docx
@@ -219,7 +219,7 @@
         <w:pStyle w:val="BodyText"/>
       </w:pPr>
       <w:r>
-        <w:t xml:space="preserve">实时管控区展示产线态势、风险事件队列、数字员工身份、工艺趋势、风险等级、影响对象、根因置信度和处置安全门。知识推理区展示GraphRAG多跳路径、原始与派生证据、一车一因果链、风险评分拆解和自主闭环时间线。飞书协同区展示Base、消息卡片、任务中心、复盘文档四段流程及真实在线对象。价值验证区展示试点目标、统计口径和公开依据。</w:t>
+        <w:t xml:space="preserve">实时管控区展示产线态势、风险事件队列、数字员工身份、弱信号、缺陷显性化前置量、工艺趋势、风险等级、影响对象和处置安全门。知识推理区展示GraphRAG多跳路径、Top-3候选根因、支持/冲突证据、反证动作、可切换VIN/零件的一车一因果链、五项因果护栏和五项确定性关闭门。飞书协同区展示Base、消息卡片、任务中心、复盘文档四段流程及真实在线对象。价值验证区展示跨工序复制资产、试点目标、统计口径和公开依据。</w:t>
       </w:r>
     </w:p>
     <w:p>
@@ -262,23 +262,23 @@
         <w:pStyle w:val="ListParagraph"/>
       </w:pPr>
       <w:r>
-        <w:t xml:space="preserve">3. 查看工艺参数趋势、控制上下限、影响对象和P1/P2分级依据。</w:t>
-      </w:r>
-    </w:p>
-    <w:p>
-      <w:pPr>
-        <w:pStyle w:val="ListParagraph"/>
-      </w:pPr>
-      <w:r>
-        <w:t xml:space="preserve">4. 在数字员工窗口追问根因、影响VIN、证据链、飞书任务或关闭条件；也可输入自定义问题。</w:t>
-      </w:r>
-    </w:p>
-    <w:p>
-      <w:pPr>
-        <w:pStyle w:val="ListParagraph"/>
-      </w:pPr>
-      <w:r>
-        <w:t xml:space="preserve">5. 点击“查看完整证据”，核查证据、根因假设与可证伪条件；点击“导出事件包”保存JSON。</w:t>
+        <w:t xml:space="preserve">3. 查看弱信号、多引擎共识、缺陷显性化前置量、工艺参数趋势和P1/P2分级依据。</w:t>
+      </w:r>
+    </w:p>
+    <w:p>
+      <w:pPr>
+        <w:pStyle w:val="ListParagraph"/>
+      </w:pPr>
+      <w:r>
+        <w:t xml:space="preserve">4. 在数字员工窗口追问如何提前发现、因果结论是否可信、影响VIN、飞书任务或关闭条件；也可输入自定义问题。</w:t>
+      </w:r>
+    </w:p>
+    <w:p>
+      <w:pPr>
+        <w:pStyle w:val="ListParagraph"/>
+      </w:pPr>
+      <w:r>
+        <w:t xml:space="preserve">5. 点击不同VIN/零件查看对象级过程档案；核查Top-3支持/冲突证据、反证动作和五项因果护栏；点击“查看完整证据”或导出JSON证据包。</w:t>
       </w:r>
     </w:p>
     <w:p>
@@ -294,7 +294,7 @@
         <w:pStyle w:val="ListParagraph"/>
       </w:pPr>
       <w:r>
-        <w:t xml:space="preserve">7. 点击“人工确认处置”，模拟质量负责人确认；随后点击“验证并关闭”，系统校验任务、复检、设备恢复和责任确认后回写知识。</w:t>
+        <w:t xml:space="preserve">7. 点击“人工确认处置”，模拟质量负责人确认；观察五项关闭门状态变化，随后点击“验证并关闭”，系统只有在物理复检、授权确认和知识回写等条件满足后进入关闭状态。</w:t>
       </w:r>
     </w:p>
     <w:p>
@@ -615,6 +615,20 @@
       <w:spacing w:after="120" w:line="280" w:lineRule="auto"/>
     </w:pPr>
   </w:style>
+  <w:style w:type="paragraph" w:styleId="ReferenceList">
+    <w:name w:val="Reference List"/>
+    <w:basedOn w:val="Normal"/>
+    <w:pPr>
+      <w:ind w:left="360" w:hanging="240"/>
+      <w:spacing w:after="50" w:line="220" w:lineRule="auto"/>
+    </w:pPr>
+    <w:rPr>
+      <w:rFonts w:ascii="Calibri" w:eastAsia="Microsoft YaHei" w:hAnsi="Calibri"/>
+      <w:sz w:val="18"/>
+      <w:szCs w:val="18"/>
+      <w:color w:val="172033"/>
+    </w:rPr>
+  </w:style>
   <w:style w:type="paragraph" w:styleId="SmallSpace">
     <w:name w:val="Small Space"/>
     <w:pPr>

--- a/提交材料/03_平台运行说明.docx
+++ b/提交材料/03_平台运行说明.docx
@@ -1,6 +1,6 @@
 
 <file path=word/document.xml><?xml version="1.0" encoding="utf-8"?>
-<w:document xmlns:w="http://schemas.openxmlformats.org/wordprocessingml/2006/main">
+<w:document xmlns:w="http://schemas.openxmlformats.org/wordprocessingml/2006/main" xmlns:r="http://schemas.openxmlformats.org/officeDocument/2006/relationships" xmlns:wp="http://schemas.openxmlformats.org/drawingml/2006/wordprocessingDrawing" xmlns:a="http://schemas.openxmlformats.org/drawingml/2006/main" xmlns:pic="http://schemas.openxmlformats.org/drawingml/2006/picture">
   <w:body>
     <w:p>
       <w:pPr>
@@ -219,7 +219,7 @@
         <w:pStyle w:val="BodyText"/>
       </w:pPr>
       <w:r>
-        <w:t xml:space="preserve">实时管控区展示产线态势、风险事件队列、数字员工身份、弱信号、缺陷显性化前置量、工艺趋势、风险等级、影响对象和处置安全门。知识推理区展示GraphRAG多跳路径、Top-3候选根因、支持/冲突证据、反证动作、可切换VIN/零件的一车一因果链、五项因果护栏和五项确定性关闭门。飞书协同区展示Base、消息卡片、任务中心、复盘文档四段流程及真实在线对象。价值验证区展示跨工序复制资产、试点目标、统计口径和公开依据。</w:t>
+        <w:t xml:space="preserve">实时管控区展示产线态势、风险事件队列、数字员工身份、弱信号、由时间序列计算的缺陷显性化前置量、工艺趋势、风险等级、影响对象和处置安全门。知识推理区展示GraphRAG路径、Top-3、支持/冲突证据、反事实实验台、一车一因果链、决策前护栏和关闭前确定性门。飞书协同区展示Base、消息卡片、任务中心、复盘文档及已验证在线对象。价值验证区展示三态运行模式、故障降级、人机责任链、跨工序复制资产和试点验收口径。</w:t>
       </w:r>
     </w:p>
     <w:p>
@@ -286,23 +286,39 @@
         <w:pStyle w:val="ListParagraph"/>
       </w:pPr>
       <w:r>
-        <w:t xml:space="preserve">6. 点击“派发飞书闭环”，观察Base、卡片、任务和文档状态进入执行阶段。</w:t>
-      </w:r>
-    </w:p>
-    <w:p>
-      <w:pPr>
-        <w:pStyle w:val="ListParagraph"/>
-      </w:pPr>
-      <w:r>
-        <w:t xml:space="preserve">7. 点击“人工确认处置”，模拟质量负责人确认；观察五项关闭门状态变化，随后点击“验证并关闭”，系统只有在物理复检、授权确认和知识回写等条件满足后进入关闭状态。</w:t>
-      </w:r>
-    </w:p>
-    <w:p>
-      <w:pPr>
-        <w:pStyle w:val="ListParagraph"/>
-      </w:pPr>
-      <w:r>
-        <w:t xml:space="preserve">8. 打开在线质量台账、飞书任务和复盘文档，核验真实协同对象。</w:t>
+        <w:t xml:space="preserve">6. 在反事实验证台选择对照动作。首次选择仅装载实测项目和验收准则；点击“提交脱敏实测并签署”后，系统才更新Top-3后验并通过物理证据门。</w:t>
+      </w:r>
+    </w:p>
+    <w:p>
+      <w:pPr>
+        <w:pStyle w:val="ListParagraph"/>
+      </w:pPr>
+      <w:r>
+        <w:t xml:space="preserve">7. 点击“派发飞书闭环”和“人工确认处置”，观察Base、卡片、任务、检测签署和质量负责人授权分别进入事件护照。</w:t>
+      </w:r>
+    </w:p>
+    <w:p>
+      <w:pPr>
+        <w:pStyle w:val="ListParagraph"/>
+      </w:pPr>
+      <w:r>
+        <w:t xml:space="preserve">8. 点击“验证并关闭”。未完成实测签署、实名确认或任务回写时按钮保持禁用；关闭后只生成待审核的PFMEA/控制计划变更单，不自动发布。</w:t>
+      </w:r>
+    </w:p>
+    <w:p>
+      <w:pPr>
+        <w:pStyle w:val="ListParagraph"/>
+      </w:pPr>
+      <w:r>
+        <w:t xml:space="preserve">9. 切换“影子验证”确认派单与关闭被L0策略阻断；在价值验证区注入数据延迟、图谱不可用和飞书中断，观察冻结、只读降级或Outbox补偿。</w:t>
+      </w:r>
+    </w:p>
+    <w:p>
+      <w:pPr>
+        <w:pStyle w:val="ListParagraph"/>
+      </w:pPr>
+      <w:r>
+        <w:t xml:space="preserve">10. 打开在线质量台账、飞书任务和复盘文档，核验协同对象。</w:t>
       </w:r>
     </w:p>
     <w:p>
@@ -411,6 +427,14 @@
         <w:pStyle w:val="BodyText"/>
       </w:pPr>
       <w:r>
+        <w:t xml:space="preserve">py D:\赛力斯\scripts\run_quality_agent.py --event CASE-TQ-20260719-01 --intervention socket-replace --mode collaborative --json</w:t>
+      </w:r>
+    </w:p>
+    <w:p>
+      <w:pPr>
+        <w:pStyle w:val="BodyText"/>
+      </w:pPr>
+      <w:r>
         <w:t xml:space="preserve">powershell -ExecutionPolicy Bypass -File D:\赛力斯\scripts\orchestrate_feishu_quality_event.ps1 -WriteBase -CreateTask -CreateReviewDoc -DryRun</w:t>
       </w:r>
     </w:p>
@@ -483,7 +507,7 @@
         <w:pStyle w:val="BodyText"/>
       </w:pPr>
       <w:r>
-        <w:t xml:space="preserve">页面中的工艺参数和VIN为脱敏仿真数据，用于展示机制，不代表赛力斯真实工艺窗口。生产接入需由企业确认数据字典、质量等级、责任角色和放行权限。系统首期不直接修改PLC/SCADA参数，不替代质量负责人放行，不自动关闭P1；数据缺失、延迟、连续低置信或人机结论冲突时自动退回只读监测。</w:t>
+        <w:t xml:space="preserve">页面中的工艺参数、实测签署身份和VIN均为脱敏仿真数据，用于验证机制，不代表赛力斯真实工艺窗口或现网收益。顶部明确标注“脱敏仿真事件流”；飞书区域只声明Base、任务和文档对象已验证，用户授权状态须在运行前检查。生产接入需由企业确认数据字典、质量等级、责任角色和放行权限。系统不直接修改PLC/SCADA参数，不替代质量负责人放行，不自动关闭P1。</w:t>
       </w:r>
     </w:p>
     <w:sectPr>

--- a/提交材料/03_平台运行说明.docx
+++ b/提交材料/03_平台运行说明.docx
@@ -206,20 +206,20 @@
         <w:pStyle w:val="BodyText"/>
       </w:pPr>
       <w:r>
-        <w:t xml:space="preserve">打开`D:\赛力斯\app\index.html`进入知质·灵巡质量指挥台。系统无需安装前端依赖，包含实时管控、知识推理、飞书协同和价值验证四个工作域。</w:t>
-      </w:r>
-    </w:p>
-    <w:p>
-      <w:r>
-        <w:t xml:space="preserve"/>
-      </w:r>
-    </w:p>
-    <w:p>
-      <w:pPr>
-        <w:pStyle w:val="BodyText"/>
-      </w:pPr>
-      <w:r>
-        <w:t xml:space="preserve">实时管控区展示产线态势、风险事件队列、数字员工身份、弱信号、由时间序列计算的缺陷显性化前置量、工艺趋势、风险等级、影响对象和处置安全门。知识推理区展示GraphRAG路径、Top-3、支持/冲突证据、反事实实验台、一车一因果链、决策前护栏和关闭前确定性门。飞书协同区展示Base、消息卡片、任务中心、复盘文档及已验证在线对象。价值验证区展示三态运行模式、故障降级、人机责任链、跨工序复制资产和试点验收口径。</w:t>
+        <w:t xml:space="preserve">下载仓库后打开`app/index.html`进入知质·灵巡质量指挥台。系统无需安装前端依赖，包含实时管控、知识推理、飞书协同和价值验证四个工作域。</w:t>
+      </w:r>
+    </w:p>
+    <w:p>
+      <w:r>
+        <w:t xml:space="preserve"/>
+      </w:r>
+    </w:p>
+    <w:p>
+      <w:pPr>
+        <w:pStyle w:val="BodyText"/>
+      </w:pPr>
+      <w:r>
+        <w:t xml:space="preserve">实时管控区按当前事件动态点亮产线并使用回放时钟，展示风险队列、数字员工身份、弱信号、前置量、趋势、影响对象和处置安全门。知识推理区展示关系图查询路径、稳定H编号与Rank、支持/冲突证据、反事实实验台、一车一因果链和五项独立关闭门。飞书协同区展示事件台账、处置任务、复检、维修、审批与复盘知识六对象轨迹，并明确已核验、对象样例与待部署能力。价值验证区增加生产试点就绪门。</w:t>
       </w:r>
     </w:p>
     <w:p>
@@ -270,7 +270,7 @@
         <w:pStyle w:val="ListParagraph"/>
       </w:pPr>
       <w:r>
-        <w:t xml:space="preserve">4. 在数字员工窗口追问如何提前发现、因果结论是否可信、影响VIN、飞书任务或关闭条件；也可输入自定义问题。</w:t>
+        <w:t xml:space="preserve">4. 在数字员工窗口追问如何提前发现、因果结论是否可信、影响VIN、飞书任务或关闭条件；每个回答下方可打开E1/E2、规则包和知识版本依据，也可输入自定义问题。</w:t>
       </w:r>
     </w:p>
     <w:p>
@@ -294,31 +294,31 @@
         <w:pStyle w:val="ListParagraph"/>
       </w:pPr>
       <w:r>
-        <w:t xml:space="preserve">7. 点击“派发飞书闭环”和“人工确认处置”，观察Base、卡片、任务、检测签署和质量负责人授权分别进入事件护照。</w:t>
-      </w:r>
-    </w:p>
-    <w:p>
-      <w:pPr>
-        <w:pStyle w:val="ListParagraph"/>
-      </w:pPr>
-      <w:r>
-        <w:t xml:space="preserve">8. 点击“验证并关闭”。未完成实测签署、实名确认或任务回写时按钮保持禁用；关闭后只生成待审核的PFMEA/控制计划变更单，不自动发布。</w:t>
-      </w:r>
-    </w:p>
-    <w:p>
-      <w:pPr>
-        <w:pStyle w:val="ListParagraph"/>
-      </w:pPr>
-      <w:r>
-        <w:t xml:space="preserve">9. 切换“影子验证”确认派单与关闭被L0策略阻断；在价值验证区注入数据延迟、图谱不可用和飞书中断，观察冻结、只读降级或Outbox补偿。</w:t>
-      </w:r>
-    </w:p>
-    <w:p>
-      <w:pPr>
-        <w:pStyle w:val="ListParagraph"/>
-      </w:pPr>
-      <w:r>
-        <w:t xml:space="preserve">10. 打开在线质量台账、飞书任务和复盘文档，核验协同对象。</w:t>
+        <w:t xml:space="preserve">7. 点击“派发飞书闭环”和“人工确认处置”，再点击“验收任务与回写”。该动作独立保存任务完成、复检附件和知识草案状态。</w:t>
+      </w:r>
+    </w:p>
+    <w:p>
+      <w:pPr>
+        <w:pStyle w:val="ListParagraph"/>
+      </w:pPr>
+      <w:r>
+        <w:t xml:space="preserve">8. 点击“验证并关闭”。未完成物理复检、授权确认或任务/知识回写验收时按钮保持禁用；关闭动作只读取五门状态，不会把未完成项反向置为通过。</w:t>
+      </w:r>
+    </w:p>
+    <w:p>
+      <w:pPr>
+        <w:pStyle w:val="ListParagraph"/>
+      </w:pPr>
+      <w:r>
+        <w:t xml:space="preserve">9. 切换“影子验证”确认派单与关闭被L0策略阻断；点击“生产受控”确认浏览器不能授予L3；再注入数据延迟、图谱不可用和飞书中断验证安全降级。</w:t>
+      </w:r>
+    </w:p>
+    <w:p>
+      <w:pPr>
+        <w:pStyle w:val="ListParagraph"/>
+      </w:pPr>
+      <w:r>
+        <w:t xml:space="preserve">10. 打开Base写入回读证据、任务和复盘文档对象样例，核对页面的能力分层说明。</w:t>
       </w:r>
     </w:p>
     <w:p>
@@ -384,7 +384,7 @@
         <w:pStyle w:val="BodyText"/>
       </w:pPr>
       <w:r>
-        <w:t xml:space="preserve">Base表ID为`tblFo5Btaj0IBXiD`，包含13个质量事件字段。示例任务和复盘文档由同一事件`CASE-TQ-20260719-01`生成，文档中嵌入了真实飞书任务块。</w:t>
+        <w:t xml:space="preserve">Base表ID为`tblFo5Btaj0IBXiD`，包含13个质量事件字段并已完成写入回读。任务和复盘文档作为同一事件`CASE-TQ-20260719-01`的对象样例；企业角色映射、原生审批、卡片回调和事件消费者仍需生产部署。</w:t>
       </w:r>
     </w:p>
     <w:p>
@@ -419,47 +419,55 @@
         <w:pStyle w:val="BodyText"/>
       </w:pPr>
       <w:r>
-        <w:t xml:space="preserve">py D:\赛力斯\scripts\run_quality_agent.py</w:t>
-      </w:r>
-    </w:p>
-    <w:p>
-      <w:pPr>
-        <w:pStyle w:val="BodyText"/>
-      </w:pPr>
-      <w:r>
-        <w:t xml:space="preserve">py D:\赛力斯\scripts\run_quality_agent.py --event CASE-TQ-20260719-01 --intervention socket-replace --mode collaborative --json</w:t>
-      </w:r>
-    </w:p>
-    <w:p>
-      <w:pPr>
-        <w:pStyle w:val="BodyText"/>
-      </w:pPr>
-      <w:r>
-        <w:t xml:space="preserve">powershell -ExecutionPolicy Bypass -File D:\赛力斯\scripts\orchestrate_feishu_quality_event.ps1 -WriteBase -CreateTask -CreateReviewDoc -DryRun</w:t>
-      </w:r>
-    </w:p>
-    <w:p>
-      <w:pPr>
-        <w:pStyle w:val="BodyText"/>
-      </w:pPr>
-      <w:r>
-        <w:t xml:space="preserve">node --check D:\赛力斯\app\app.js</w:t>
-      </w:r>
-    </w:p>
-    <w:p>
-      <w:pPr>
-        <w:pStyle w:val="BodyText"/>
-      </w:pPr>
-      <w:r>
-        <w:t xml:space="preserve">node --check D:\赛力斯\app\dashboard.js</w:t>
-      </w:r>
-    </w:p>
-    <w:p>
-      <w:pPr>
-        <w:pStyle w:val="BodyText"/>
-      </w:pPr>
-      <w:r>
-        <w:t xml:space="preserve">py D:\赛力斯\scripts\audit_materials.py</w:t>
+        <w:t xml:space="preserve">py scripts\test_event_contract.py</w:t>
+      </w:r>
+    </w:p>
+    <w:p>
+      <w:pPr>
+        <w:pStyle w:val="BodyText"/>
+      </w:pPr>
+      <w:r>
+        <w:t xml:space="preserve">py scripts\run_quality_agent.py</w:t>
+      </w:r>
+    </w:p>
+    <w:p>
+      <w:pPr>
+        <w:pStyle w:val="BodyText"/>
+      </w:pPr>
+      <w:r>
+        <w:t xml:space="preserve">py scripts\run_quality_agent.py --event CASE-TQ-20260719-01 --intervention socket-replace --mode collaborative --json</w:t>
+      </w:r>
+    </w:p>
+    <w:p>
+      <w:pPr>
+        <w:pStyle w:val="BodyText"/>
+      </w:pPr>
+      <w:r>
+        <w:t xml:space="preserve">powershell -ExecutionPolicy Bypass -File scripts\orchestrate_feishu_quality_event.ps1 -WriteBase -CreateTask -CreateReviewDoc -DryRun</w:t>
+      </w:r>
+    </w:p>
+    <w:p>
+      <w:pPr>
+        <w:pStyle w:val="BodyText"/>
+      </w:pPr>
+      <w:r>
+        <w:t xml:space="preserve">node --check app\app.js</w:t>
+      </w:r>
+    </w:p>
+    <w:p>
+      <w:pPr>
+        <w:pStyle w:val="BodyText"/>
+      </w:pPr>
+      <w:r>
+        <w:t xml:space="preserve">node --check app\dashboard.js</w:t>
+      </w:r>
+    </w:p>
+    <w:p>
+      <w:pPr>
+        <w:pStyle w:val="BodyText"/>
+      </w:pPr>
+      <w:r>
+        <w:t xml:space="preserve">py scripts\audit_materials.py</w:t>
       </w:r>
     </w:p>
     <w:p>
@@ -507,7 +515,7 @@
         <w:pStyle w:val="BodyText"/>
       </w:pPr>
       <w:r>
-        <w:t xml:space="preserve">页面中的工艺参数、实测签署身份和VIN均为脱敏仿真数据，用于验证机制，不代表赛力斯真实工艺窗口或现网收益。顶部明确标注“脱敏仿真事件流”；飞书区域只声明Base、任务和文档对象已验证，用户授权状态须在运行前检查。生产接入需由企业确认数据字典、质量等级、责任角色和放行权限。系统不直接修改PLC/SCADA参数，不替代质量负责人放行，不自动关闭P1。</w:t>
+        <w:t xml:space="preserve">页面中的工艺参数、实测签署身份和VIN均为脱敏仿真数据，用于验证机制，不代表赛力斯真实工艺窗口或现网收益。Base写入回读已核验，任务和文档为对象样例；页面不声称完成生产实名签署或六表自动编排。生产接入需由企业确认数据字典、责任角色、职责分离、审批实例和放行权限。系统不直接修改PLC/SCADA参数，不替代质量负责人放行，不自动关闭P1。</w:t>
       </w:r>
     </w:p>
     <w:sectPr>

--- a/提交材料/03_平台运行说明.docx
+++ b/提交材料/03_平台运行说明.docx
@@ -206,20 +206,20 @@
         <w:pStyle w:val="BodyText"/>
       </w:pPr>
       <w:r>
-        <w:t xml:space="preserve">下载仓库后打开`app/index.html`进入知质·灵巡质量指挥台。系统无需安装前端依赖，包含实时管控、知识推理、飞书协同和价值验证四个工作域。</w:t>
-      </w:r>
-    </w:p>
-    <w:p>
-      <w:r>
-        <w:t xml:space="preserve"/>
-      </w:r>
-    </w:p>
-    <w:p>
-      <w:pPr>
-        <w:pStyle w:val="BodyText"/>
-      </w:pPr>
-      <w:r>
-        <w:t xml:space="preserve">实时管控区按当前事件动态点亮产线并使用回放时钟，展示风险队列、数字员工身份、弱信号、前置量、趋势、影响对象和处置安全门。知识推理区展示关系图查询路径、稳定H编号与Rank、支持/冲突证据、反事实实验台、一车一因果链和五项独立关闭门。飞书协同区展示事件台账、处置任务、复检、维修、审批与复盘知识六对象轨迹，并明确已核验、对象样例与待部署能力。价值验证区增加生产试点就绪门。</w:t>
+        <w:t xml:space="preserve">下载仓库后打开`app/index.html`进入知质·灵巡质量指挥台。系统无需安装前端依赖，包含实时管控、企业数据、知识推理、飞书协同和价值验证五个工作域。</w:t>
+      </w:r>
+    </w:p>
+    <w:p>
+      <w:r>
+        <w:t xml:space="preserve"/>
+      </w:r>
+    </w:p>
+    <w:p>
+      <w:pPr>
+        <w:pStyle w:val="BodyText"/>
+      </w:pPr>
+      <w:r>
+        <w:t xml:space="preserve">企业数据区展示赛事脱敏数据的625类设备、9673台实例、336项功能、1287条故障模式、406张工单及关系漏斗，可运行121工单“闭而未解”审计。实时管控区按当前事件动态点亮产线并使用回放时钟，展示风险队列、数字员工身份、弱信号、前置量、趋势、影响对象和处置安全门。知识推理区展示关系图查询路径、稳定H编号与Rank、支持/冲突证据、反事实实验台、一车一因果链和五项关闭门。飞书协同区展示知识债/质量事件、诊断任务、现场检查、复机确认、标准变更审批与平台回写回执六对象轨迹。</w:t>
       </w:r>
     </w:p>
     <w:p>
@@ -246,7 +246,7 @@
         <w:pStyle w:val="ListParagraph"/>
       </w:pPr>
       <w:r>
-        <w:t xml:space="preserve">1. 在风险事件队列选择总装拧紧、焊装点焊、涂装烘干或压铸冷却工况。</w:t>
+        <w:t xml:space="preserve">1. 先进入“企业数据”，点击“运行关系审计”，查看数字员工如何从406张工单主动定位121张重复工单中的知识债，并打开完整证据链。</w:t>
       </w:r>
     </w:p>
     <w:p>
@@ -294,15 +294,15 @@
         <w:pStyle w:val="ListParagraph"/>
       </w:pPr>
       <w:r>
-        <w:t xml:space="preserve">7. 点击“派发飞书闭环”和“人工确认处置”，再点击“验收任务与回写”。该动作独立保存任务完成、复检附件和知识草案状态。</w:t>
-      </w:r>
-    </w:p>
-    <w:p>
-      <w:pPr>
-        <w:pStyle w:val="ListParagraph"/>
-      </w:pPr>
-      <w:r>
-        <w:t xml:space="preserve">8. 点击“验证并关闭”。未完成物理复检、授权确认或任务/知识回写验收时按钮保持禁用；关闭动作只读取五门状态，不会把未完成项反向置为通过。</w:t>
+        <w:t xml:space="preserve">7. 点击“派发飞书闭环”和“人工确认处置”，再点击“验收任务与知识草案”。该动作独立保存任务完成、复检附件和变更草案入审状态。</w:t>
+      </w:r>
+    </w:p>
+    <w:p>
+      <w:pPr>
+        <w:pStyle w:val="ListParagraph"/>
+      </w:pPr>
+      <w:r>
+        <w:t xml:space="preserve">8. 点击“验证并关闭”。未完成物理复检、授权确认或任务/知识草案验收时按钮保持禁用；现场处置关闭后，标准审批、主平台回写和有效性观察仍由独立知识债事件跟踪。</w:t>
       </w:r>
     </w:p>
     <w:p>
@@ -427,7 +427,23 @@
         <w:pStyle w:val="BodyText"/>
       </w:pPr>
       <w:r>
+        <w:t xml:space="preserve">py scripts\test_company_audit.py</w:t>
+      </w:r>
+    </w:p>
+    <w:p>
+      <w:pPr>
+        <w:pStyle w:val="BodyText"/>
+      </w:pPr>
+      <w:r>
         <w:t xml:space="preserve">py scripts\run_quality_agent.py</w:t>
+      </w:r>
+    </w:p>
+    <w:p>
+      <w:pPr>
+        <w:pStyle w:val="BodyText"/>
+      </w:pPr>
+      <w:r>
+        <w:t xml:space="preserve">py scripts\run_quality_agent.py --company-audit</w:t>
       </w:r>
     </w:p>
     <w:p>

--- a/提交材料/03_平台运行说明.docx
+++ b/提交材料/03_平台运行说明.docx
@@ -246,7 +246,7 @@
         <w:pStyle w:val="ListParagraph"/>
       </w:pPr>
       <w:r>
-        <w:t xml:space="preserve">1. 先进入“企业数据”，点击“运行关系审计”，查看数字员工如何从406张工单主动定位121张重复工单中的知识债，并打开完整证据链。</w:t>
+        <w:t xml:space="preserve">1. 先进入“企业数据”，点击“运行关系审计”，查看数字员工如何从406张工单主动定位某设备的121张关联工单中的知识债，并打开完整证据链。</w:t>
       </w:r>
     </w:p>
     <w:p>
